--- a/backend/app/personnel/templates/zayavlenie_o_prieme.docx
+++ b/backend/app/personnel/templates/zayavlenie_o_prieme.docx
@@ -174,7 +174,7 @@
     </w:p>
     <w:p>
       <w:pPr>
-        <w:spacing w:after="300" w:before="0" w:line="276"/>
+        <w:spacing w:after="800" w:before="0" w:line="276"/>
         <w:jc w:val="both"/>
       </w:pPr>
       <w:r>
@@ -188,96 +188,6 @@
           <w:szCs w:val="24"/>
         </w:rPr>
         <w:t xml:space="preserve">Прошу принять меня на работу на должность {{ employment.position }}{% if employment.department %} в подразделение «{{ employment.department }}»{% endif %} с {{ employment.start_date_words }}.</w:t>
-      </w:r>
-    </w:p>
-    <w:p>
-      <w:pPr>
-        <w:spacing w:after="60" w:before="0" w:line="276"/>
-        <w:jc w:val="left"/>
-      </w:pPr>
-      <w:r>
-        <w:rPr>
-          <w:rFonts w:ascii="Times New Roman" w:cs="Times New Roman" w:eastAsia="Times New Roman" w:hAnsi="Times New Roman"/>
-          <w:b w:val="false"/>
-          <w:bCs w:val="false"/>
-          <w:i w:val="false"/>
-          <w:iCs w:val="false"/>
-          <w:sz w:val="24"/>
-          <w:szCs w:val="24"/>
-        </w:rPr>
-        <w:t xml:space="preserve">Приложение:</w:t>
-      </w:r>
-    </w:p>
-    <w:p>
-      <w:pPr>
-        <w:spacing w:after="40" w:before="0" w:line="276"/>
-        <w:jc w:val="both"/>
-      </w:pPr>
-      <w:r>
-        <w:rPr>
-          <w:rFonts w:ascii="Times New Roman" w:cs="Times New Roman" w:eastAsia="Times New Roman" w:hAnsi="Times New Roman"/>
-          <w:b w:val="false"/>
-          <w:bCs w:val="false"/>
-          <w:i w:val="false"/>
-          <w:iCs w:val="false"/>
-          <w:sz w:val="24"/>
-          <w:szCs w:val="24"/>
-        </w:rPr>
-        <w:t xml:space="preserve">— копия документа, удостоверяющего личность;</w:t>
-      </w:r>
-    </w:p>
-    <w:p>
-      <w:pPr>
-        <w:spacing w:after="40" w:before="0" w:line="276"/>
-        <w:jc w:val="both"/>
-      </w:pPr>
-      <w:r>
-        <w:rPr>
-          <w:rFonts w:ascii="Times New Roman" w:cs="Times New Roman" w:eastAsia="Times New Roman" w:hAnsi="Times New Roman"/>
-          <w:b w:val="false"/>
-          <w:bCs w:val="false"/>
-          <w:i w:val="false"/>
-          <w:iCs w:val="false"/>
-          <w:sz w:val="24"/>
-          <w:szCs w:val="24"/>
-        </w:rPr>
-        <w:t xml:space="preserve">— копия документа об образовании (при наличии);</w:t>
-      </w:r>
-    </w:p>
-    <w:p>
-      <w:pPr>
-        <w:spacing w:after="40" w:before="0" w:line="276"/>
-        <w:jc w:val="both"/>
-      </w:pPr>
-      <w:r>
-        <w:rPr>
-          <w:rFonts w:ascii="Times New Roman" w:cs="Times New Roman" w:eastAsia="Times New Roman" w:hAnsi="Times New Roman"/>
-          <w:b w:val="false"/>
-          <w:bCs w:val="false"/>
-          <w:i w:val="false"/>
-          <w:iCs w:val="false"/>
-          <w:sz w:val="24"/>
-          <w:szCs w:val="24"/>
-        </w:rPr>
-        <w:t xml:space="preserve">— копия документа воинского учёта (для военнообязанных);</w:t>
-      </w:r>
-    </w:p>
-    <w:p>
-      <w:pPr>
-        <w:spacing w:after="500" w:before="0" w:line="276"/>
-        <w:jc w:val="both"/>
-      </w:pPr>
-      <w:r>
-        <w:rPr>
-          <w:rFonts w:ascii="Times New Roman" w:cs="Times New Roman" w:eastAsia="Times New Roman" w:hAnsi="Times New Roman"/>
-          <w:b w:val="false"/>
-          <w:bCs w:val="false"/>
-          <w:i w:val="false"/>
-          <w:iCs w:val="false"/>
-          <w:sz w:val="24"/>
-          <w:szCs w:val="24"/>
-        </w:rPr>
-        <w:t xml:space="preserve">— иные документы, предусмотренные законодательством Республики Казахстан.</w:t>
       </w:r>
     </w:p>
     <w:p>
